--- a/PP-salygos/templates/AK_LTEN_SPS.docx
+++ b/PP-salygos/templates/AK_LTEN_SPS.docx
@@ -125,6 +125,17 @@
                 <w:rFonts w:ascii="Arial" w:hAnsi="Arial" w:cs="Arial"/>
                 <w:i/>
                 <w:iCs/>
+                <w:sz w:val="20"/>
+                <w:szCs w:val="20"/>
+                <w:lang w:val="lt-LT"/>
+              </w:rPr>
+              <w:t>___________</w:t>
+            </w:r>
+            <w:r>
+              <w:rPr>
+                <w:rFonts w:ascii="Arial" w:hAnsi="Arial" w:cs="Arial"/>
+                <w:i/>
+                <w:iCs/>
                 <w:color w:val="FF0000"/>
                 <w:sz w:val="20"/>
                 <w:szCs w:val="20"/>
@@ -281,7 +292,7 @@
                 <w:placeholder>
                   <w:docPart w:val="DefaultPlaceholder_-1854013437"/>
                 </w:placeholder>
-                <w:date w:fullDate="2022-04-05T00:00:00Z">
+                <w:date>
                   <w:dateFormat w:val="yyyy-MM-dd"/>
                   <w:lid w:val="lt-LT"/>
                   <w:storeMappedDataAs w:val="dateTime"/>
@@ -297,7 +308,7 @@
                     <w:sz w:val="20"/>
                     <w:szCs w:val="20"/>
                   </w:rPr>
-                  <w:t>2022-04-05</w:t>
+                  <w:t>Pasirinkti datą</w:t>
                 </w:r>
               </w:sdtContent>
             </w:sdt>
